--- a/cf/sh/u/files/u013.docx
+++ b/cf/sh/u/files/u013.docx
@@ -20,7 +20,7 @@
     </w:p>
     <w:p>
       <w:r>
-        <w:t>請針對每個題目，把答案填在「回答：」後面（越具體越好）；填好後請放回您的部門資料夾即可，不需回信。</w:t>
+        <w:t>這份問卷是想更了解您的實際作業，好把您的 AI 助理做得更貼近需求。第一部分請把答案填在「回答：」後面（越具體越好）；第二部分只是先讓您了解，之後用的時候再一起調整，不用現在填。填好後放回您的部門資料夾即可，不需回信。</w:t>
       </w:r>
     </w:p>
     <w:p>
@@ -32,8 +32,16 @@
       </w:r>
     </w:p>
     <w:p>
+      <w:pPr>
+        <w:pStyle w:val="Heading2"/>
+      </w:pPr>
       <w:r>
-        <w:t>1. 博格六類單據是單一匯出還是分類匯出？各類欄位是否一致？</w:t>
+        <w:t>一、請您提供或確認的事情</w:t>
+      </w:r>
+    </w:p>
+    <w:p>
+      <w:r>
+        <w:t>1. 系統開發需求、邏輯優化、錯誤回報這些問題目前是怎麼記錄的？有沒有現成的問題單/issue 系統跟固定欄位？請附一張畫面。</w:t>
       </w:r>
     </w:p>
     <w:p>
@@ -43,7 +51,7 @@
     </w:p>
     <w:p>
       <w:r>
-        <w:t>2. 各類單據的狀態定義、SLA 與工時填寫規則為何？</w:t>
+        <w:t>2. 公司有哪些系統/模組（ERP、PLM、EIP、博格…）？有沒有一份『功能模組清單』和常見『錯誤碼對照表』可以給 AI 當對照？</w:t>
       </w:r>
     </w:p>
     <w:p>
@@ -53,7 +61,7 @@
     </w:p>
     <w:p>
       <w:r>
-        <w:t>3. 結案率、平均處理天數的計算口徑（是否排除軟體專案、退回單如何計）？</w:t>
+        <w:t>3. 問題的『優先級』怎麼分（高、中、低）？各級要多久內處理（如果有規定）？請用白話說明。</w:t>
       </w:r>
     </w:p>
     <w:p>
@@ -63,7 +71,7 @@
     </w:p>
     <w:p>
       <w:r>
-        <w:t>4. 統計的維度需求：依類別、處理人、部門哪些切面？</w:t>
+        <w:t>4. 這題裡『寫程式、上線部署』的部分是工程師做，AI 只幫忙整理文件。請確認 AI 要幫忙的文書範圍到哪（例如問題單彙整、歸類、影響範圍整理）。</w:t>
       </w:r>
     </w:p>
     <w:p>
@@ -73,7 +81,7 @@
     </w:p>
     <w:p>
       <w:r>
-        <w:t>5. 統計結果的用途（對內呈報／KPI）與收發對象？</w:t>
+        <w:t>5. 以前的開發/維運紀錄有沒有固定格式？請提供 1～2 份當範例。</w:t>
       </w:r>
     </w:p>
     <w:p>
@@ -82,13 +90,36 @@
       </w:r>
     </w:p>
     <w:p>
+      <w:pPr>
+        <w:pStyle w:val="Heading2"/>
+      </w:pPr>
       <w:r>
-        <w:t>6. 工時空白的單據是否計入累計工時，或列待補？</w:t>
+        <w:t>二、要用了之後、跟 AI 一起調整的事情（先了解即可，不用現在填）</w:t>
       </w:r>
     </w:p>
     <w:p>
       <w:r>
-        <w:t>回答：</w:t>
+        <w:t>• 先拿幾筆真實問題單試跑，看 AI 歸類的『問題類型、涉及模組、影響範圍』對不對。</w:t>
+      </w:r>
+    </w:p>
+    <w:p>
+      <w:r>
+        <w:t>• 碰到描述很模糊（例如『系統怪怪的』沒重現步驟）時，確認 AI 有標『重現步驟待補』、不會亂猜根本原因。</w:t>
+      </w:r>
+    </w:p>
+    <w:p>
+      <w:r>
+        <w:t>• 模組清單、錯誤碼有新增時，補進對照表教給 AI。</w:t>
+      </w:r>
+    </w:p>
+    <w:p>
+      <w:r>
+        <w:t>• 優先級的判斷邏輯如果跟你們不同，用實例回饋給 AI 校正。</w:t>
+      </w:r>
+    </w:p>
+    <w:p>
+      <w:r>
+        <w:t>• 邊界情況（同一問題重複回報、跨模組問題）整理成規則，逐步提高歸類準確度。</w:t>
       </w:r>
     </w:p>
     <w:p/>
@@ -101,8 +132,16 @@
       </w:r>
     </w:p>
     <w:p>
+      <w:pPr>
+        <w:pStyle w:val="Heading2"/>
+      </w:pPr>
       <w:r>
-        <w:t>1. 報修/調撥資料在 SAP、博格、LS 三系統的實際欄位為何？哪個是主檔？如何整併去重？</w:t>
+        <w:t>一、請您提供或確認的事情</w:t>
+      </w:r>
+    </w:p>
+    <w:p>
+      <w:r>
+        <w:t>1. 博格系統六類單據（需求單、權限單、資訊品申請單、軟體安裝申請單、故障報修單、軟體專案）匯出後各有哪些欄位？是一次全匯出、還是分類匯出？請附匯出畫面。</w:t>
       </w:r>
     </w:p>
     <w:p>
@@ -112,7 +151,7 @@
     </w:p>
     <w:p>
       <w:r>
-        <w:t>2. IT 資產台帳的權威來源與更新流程？由誰維護、欄位定義為何？</w:t>
+        <w:t>2. 每類單據的『狀態』怎麼定義（受理、處理中、已結案）？有沒有規定要在多久內結案（SLA）？工時要怎麼填？</w:t>
       </w:r>
     </w:p>
     <w:p>
@@ -122,7 +161,7 @@
     </w:p>
     <w:p>
       <w:r>
-        <w:t>3. 報修分類碼、處理狀態定義與 SLA 為何？</w:t>
+        <w:t>3. 統計指標請用白話講清楚：『結案率』『平均處理天數』分別怎麼算、從哪一天算到哪一天？</w:t>
       </w:r>
     </w:p>
     <w:p>
@@ -132,7 +171,7 @@
     </w:p>
     <w:p>
       <w:r>
-        <w:t>4. 調撥的動作類型（部門調撥、報廢、借用）與對應狀態更新規則？</w:t>
+        <w:t>4. 這份『資訊報工統計』做出來要給誰看、用在哪（週報、月報、呈報主管）？</w:t>
       </w:r>
     </w:p>
     <w:p>
@@ -142,7 +181,7 @@
     </w:p>
     <w:p>
       <w:r>
-        <w:t>5. 「應對資料庫上備註」的目標系統與寫入方式（需 IT 介接或人工貼回）？</w:t>
+        <w:t>5. 有沒有現成的統計表格式或範本？請提供一份當範例。</w:t>
       </w:r>
     </w:p>
     <w:p>
@@ -151,13 +190,36 @@
       </w:r>
     </w:p>
     <w:p>
+      <w:pPr>
+        <w:pStyle w:val="Heading2"/>
+      </w:pPr>
       <w:r>
-        <w:t>6. 使用人與台帳不符時的處理流程（列待確認還是自動更新）？</w:t>
+        <w:t>二、要用了之後、跟 AI 一起調整的事情（先了解即可，不用現在填）</w:t>
       </w:r>
     </w:p>
     <w:p>
       <w:r>
-        <w:t>回答：</w:t>
+        <w:t>• 先拿一個月真實單據試跑，核對 AI 算出來的件數、結案率、平均天數對不對。</w:t>
+      </w:r>
+    </w:p>
+    <w:p>
+      <w:r>
+        <w:t>• 碰到處理中還沒結案、報修單工時空白時，確認 AI 只算已結案的、缺的標『待補』，不會亂假設。</w:t>
+      </w:r>
+    </w:p>
+    <w:p>
+      <w:r>
+        <w:t>• 單據狀態或類別如果有新增，補進對照表教給 AI。</w:t>
+      </w:r>
+    </w:p>
+    <w:p>
+      <w:r>
+        <w:t>• 統計口徑（例如平均天數要不要含假日）如果跟你們想的不同，回饋給 AI 統一。</w:t>
+      </w:r>
+    </w:p>
+    <w:p>
+      <w:r>
+        <w:t>• 用一陣子後，把常見的特殊單據（退件重開、跨類別）整理成規則，讓統計更準。</w:t>
       </w:r>
     </w:p>
     <w:p/>
